--- a/finalreports/Project_Final_Report.docx
+++ b/finalreports/Project_Final_Report.docx
@@ -97,27 +97,7 @@
           <w:sz w:val="22"/>
           <w:szCs w:val="22"/>
         </w:rPr>
-        <w:t>P</w:t>
-      </w:r>
-      <w:r>
-        <w:rPr>
-          <w:rFonts w:ascii="Times New Roman" w:hAnsi="Times New Roman" w:cs="Times New Roman"/>
-          <w:b/>
-          <w:bCs/>
-          <w:sz w:val="22"/>
-          <w:szCs w:val="22"/>
-        </w:rPr>
-        <w:t>roject</w:t>
-      </w:r>
-      <w:r>
-        <w:rPr>
-          <w:rFonts w:ascii="Times New Roman" w:hAnsi="Times New Roman" w:cs="Times New Roman"/>
-          <w:b/>
-          <w:bCs/>
-          <w:sz w:val="22"/>
-          <w:szCs w:val="22"/>
-        </w:rPr>
-        <w:t xml:space="preserve"> Title:</w:t>
+        <w:t>Project Title:</w:t>
       </w:r>
       <w:r>
         <w:rPr>
@@ -423,7 +403,7 @@
           <w:szCs w:val="22"/>
         </w:rPr>
         <w:pict w14:anchorId="10496EB5">
-          <v:rect id="_x0000_i1083" style="width:0;height:1.5pt" o:hralign="center" o:hrstd="t" o:hr="t" fillcolor="#a0a0a0" stroked="f"/>
+          <v:rect id="_x0000_i1025" style="width:0;height:1.5pt" o:hralign="center" o:hrstd="t" o:hr="t" fillcolor="#a0a0a0" stroked="f"/>
         </w:pict>
       </w:r>
     </w:p>
@@ -537,23 +517,7 @@
           <w:sz w:val="22"/>
           <w:szCs w:val="22"/>
         </w:rPr>
-        <w:t xml:space="preserve">Not only do retailers lose revenue immediately from stocking problems, but they also lose customer trust and brand loyalty over the long term. Retailers can now utilize the wealth of data available to them through data analytics </w:t>
-      </w:r>
-      <w:r>
-        <w:rPr>
-          <w:rFonts w:ascii="Times New Roman" w:hAnsi="Times New Roman" w:cs="Times New Roman"/>
-          <w:sz w:val="22"/>
-          <w:szCs w:val="22"/>
-        </w:rPr>
-        <w:t>to</w:t>
-      </w:r>
-      <w:r>
-        <w:rPr>
-          <w:rFonts w:ascii="Times New Roman" w:hAnsi="Times New Roman" w:cs="Times New Roman"/>
-          <w:sz w:val="22"/>
-          <w:szCs w:val="22"/>
-        </w:rPr>
-        <w:t xml:space="preserve"> make better decisions. </w:t>
+        <w:t xml:space="preserve">Not only do retailers lose revenue immediately from stocking problems, but they also lose customer trust and brand loyalty over the long term. Retailers can now utilize the wealth of data available to them through data analytics to make better decisions. </w:t>
       </w:r>
     </w:p>
     <w:p>
@@ -603,23 +567,7 @@
           <w:sz w:val="22"/>
           <w:szCs w:val="22"/>
         </w:rPr>
-        <w:t>In addition, there will be an integration between SQL-based data processing with Power</w:t>
-      </w:r>
-      <w:r>
-        <w:rPr>
-          <w:rFonts w:ascii="Times New Roman" w:hAnsi="Times New Roman" w:cs="Times New Roman"/>
-          <w:sz w:val="22"/>
-          <w:szCs w:val="22"/>
-        </w:rPr>
-        <w:t xml:space="preserve"> BI</w:t>
-      </w:r>
-      <w:r>
-        <w:rPr>
-          <w:rFonts w:ascii="Times New Roman" w:hAnsi="Times New Roman" w:cs="Times New Roman"/>
-          <w:sz w:val="22"/>
-          <w:szCs w:val="22"/>
-        </w:rPr>
-        <w:t xml:space="preserve"> visualization to provide a complete solution for determining stockout risks and optimizing inventory planning strategies.</w:t>
+        <w:t>In addition, there will be an integration between SQL-based data processing with Power BI visualization to provide a complete solution for determining stockout risks and optimizing inventory planning strategies.</w:t>
       </w:r>
     </w:p>
     <w:p>
@@ -853,23 +801,7 @@
           <w:sz w:val="22"/>
           <w:szCs w:val="22"/>
         </w:rPr>
-        <w:t xml:space="preserve">Traditional inventory control methods have historically depended upon fixed rules and presumptions that may fail to provide suitable flexible responses to the ongoing changes in buying </w:t>
-      </w:r>
-      <w:r>
-        <w:rPr>
-          <w:rFonts w:ascii="Times New Roman" w:hAnsi="Times New Roman" w:cs="Times New Roman"/>
-          <w:sz w:val="22"/>
-          <w:szCs w:val="22"/>
-        </w:rPr>
-        <w:t>behavior</w:t>
-      </w:r>
-      <w:r>
-        <w:rPr>
-          <w:rFonts w:ascii="Times New Roman" w:hAnsi="Times New Roman" w:cs="Times New Roman"/>
-          <w:sz w:val="22"/>
-          <w:szCs w:val="22"/>
-        </w:rPr>
-        <w:t xml:space="preserve"> due to ever fluctuating demand. </w:t>
+        <w:t xml:space="preserve">Traditional inventory control methods have historically depended upon fixed rules and presumptions that may fail to provide suitable flexible responses to the ongoing changes in buying behavior due to ever fluctuating demand. </w:t>
       </w:r>
       <w:r>
         <w:rPr>
@@ -885,7 +817,23 @@
           <w:sz w:val="22"/>
           <w:szCs w:val="22"/>
         </w:rPr>
-        <w:t>Rather than traditional inventory management approaches which frequently rely on rules and/or suppositions</w:t>
+        <w:t>Rather than traditional inventory management approaches which frequently rely on rules and/or suppositions.</w:t>
+      </w:r>
+      <w:r>
+        <w:rPr>
+          <w:rFonts w:ascii="Times New Roman" w:hAnsi="Times New Roman" w:cs="Times New Roman"/>
+          <w:sz w:val="22"/>
+          <w:szCs w:val="22"/>
+        </w:rPr>
+        <w:t xml:space="preserve">  </w:t>
+      </w:r>
+      <w:r>
+        <w:rPr>
+          <w:rFonts w:ascii="Times New Roman" w:hAnsi="Times New Roman" w:cs="Times New Roman"/>
+          <w:sz w:val="22"/>
+          <w:szCs w:val="22"/>
+        </w:rPr>
+        <w:t>The methods used herein will be analytical in nature and will provide an opportunity to model historical sales data to generate dynamic models</w:t>
       </w:r>
       <w:r>
         <w:rPr>
@@ -917,54 +865,6 @@
           <w:sz w:val="22"/>
           <w:szCs w:val="22"/>
         </w:rPr>
-        <w:t xml:space="preserve">he methods used herein will be analytical in </w:t>
-      </w:r>
-      <w:r>
-        <w:rPr>
-          <w:rFonts w:ascii="Times New Roman" w:hAnsi="Times New Roman" w:cs="Times New Roman"/>
-          <w:sz w:val="22"/>
-          <w:szCs w:val="22"/>
-        </w:rPr>
-        <w:t>nature and</w:t>
-      </w:r>
-      <w:r>
-        <w:rPr>
-          <w:rFonts w:ascii="Times New Roman" w:hAnsi="Times New Roman" w:cs="Times New Roman"/>
-          <w:sz w:val="22"/>
-          <w:szCs w:val="22"/>
-        </w:rPr>
-        <w:t xml:space="preserve"> will provide an opportunity to model historical sales data to generate dynamic models</w:t>
-      </w:r>
-      <w:r>
-        <w:rPr>
-          <w:rFonts w:ascii="Times New Roman" w:hAnsi="Times New Roman" w:cs="Times New Roman"/>
-          <w:sz w:val="22"/>
-          <w:szCs w:val="22"/>
-        </w:rPr>
-        <w:t>.</w:t>
-      </w:r>
-      <w:r>
-        <w:rPr>
-          <w:rFonts w:ascii="Times New Roman" w:hAnsi="Times New Roman" w:cs="Times New Roman"/>
-          <w:sz w:val="22"/>
-          <w:szCs w:val="22"/>
-        </w:rPr>
-        <w:t xml:space="preserve">  </w:t>
-      </w:r>
-      <w:r>
-        <w:rPr>
-          <w:rFonts w:ascii="Times New Roman" w:hAnsi="Times New Roman" w:cs="Times New Roman"/>
-          <w:sz w:val="22"/>
-          <w:szCs w:val="22"/>
-        </w:rPr>
-        <w:t>T</w:t>
-      </w:r>
-      <w:r>
-        <w:rPr>
-          <w:rFonts w:ascii="Times New Roman" w:hAnsi="Times New Roman" w:cs="Times New Roman"/>
-          <w:sz w:val="22"/>
-          <w:szCs w:val="22"/>
-        </w:rPr>
         <w:t>he stockout scenarios can be developed based on real sales data</w:t>
       </w:r>
     </w:p>
@@ -1033,23 +933,7 @@
           <w:sz w:val="22"/>
           <w:szCs w:val="22"/>
         </w:rPr>
-        <w:t xml:space="preserve">When a retailer overestimates demand, they may end up with too </w:t>
-      </w:r>
-      <w:r>
-        <w:rPr>
-          <w:rFonts w:ascii="Times New Roman" w:hAnsi="Times New Roman" w:cs="Times New Roman"/>
-          <w:sz w:val="22"/>
-          <w:szCs w:val="22"/>
-        </w:rPr>
-        <w:t>many products</w:t>
-      </w:r>
-      <w:r>
-        <w:rPr>
-          <w:rFonts w:ascii="Times New Roman" w:hAnsi="Times New Roman" w:cs="Times New Roman"/>
-          <w:sz w:val="22"/>
-          <w:szCs w:val="22"/>
-        </w:rPr>
-        <w:t xml:space="preserve">, which raises their operating expenses. </w:t>
+        <w:t xml:space="preserve">When a retailer overestimates demand, they may end up with too many products, which raises their operating expenses. </w:t>
       </w:r>
       <w:r>
         <w:rPr>
@@ -2500,15 +2384,7 @@
           <w:sz w:val="22"/>
           <w:szCs w:val="22"/>
         </w:rPr>
-        <w:t>The project successfully illustrates how a retail data analytics pipeline can be designed and developed</w:t>
-      </w:r>
-      <w:r>
-        <w:rPr>
-          <w:rFonts w:ascii="Times New Roman" w:hAnsi="Times New Roman" w:cs="Times New Roman"/>
-          <w:sz w:val="22"/>
-          <w:szCs w:val="22"/>
-        </w:rPr>
-        <w:t>.</w:t>
+        <w:t>The project successfully illustrates how a retail data analytics pipeline can be designed and developed.</w:t>
       </w:r>
       <w:r>
         <w:rPr>
@@ -2532,31 +2408,7 @@
           <w:sz w:val="22"/>
           <w:szCs w:val="22"/>
         </w:rPr>
-        <w:t>his process uses both SQL-based data processing and Power BI</w:t>
-      </w:r>
-      <w:r>
-        <w:rPr>
-          <w:rFonts w:ascii="Times New Roman" w:hAnsi="Times New Roman" w:cs="Times New Roman"/>
-          <w:sz w:val="22"/>
-          <w:szCs w:val="22"/>
-        </w:rPr>
-        <w:t xml:space="preserve"> visualization</w:t>
-      </w:r>
-      <w:r>
-        <w:rPr>
-          <w:rFonts w:ascii="Times New Roman" w:hAnsi="Times New Roman" w:cs="Times New Roman"/>
-          <w:sz w:val="22"/>
-          <w:szCs w:val="22"/>
-        </w:rPr>
-        <w:t xml:space="preserve"> for providing a solution to delivering insightful information on inventory performance to inform decisions regarding lost sales due to inaccurate inventory.</w:t>
-      </w:r>
-      <w:r>
-        <w:rPr>
-          <w:rFonts w:ascii="Times New Roman" w:hAnsi="Times New Roman" w:cs="Times New Roman"/>
-          <w:sz w:val="22"/>
-          <w:szCs w:val="22"/>
-        </w:rPr>
-        <w:t xml:space="preserve"> </w:t>
+        <w:t xml:space="preserve">his process uses both SQL-based data processing and Power BI visualization for providing a solution to delivering insightful information on inventory performance to inform decisions regarding lost sales due to inaccurate inventory. </w:t>
       </w:r>
       <w:r>
         <w:rPr>
@@ -3377,6 +3229,7 @@
           <w:rFonts w:ascii="Times New Roman" w:hAnsi="Times New Roman" w:cs="Times New Roman"/>
           <w:b/>
           <w:bCs/>
+          <w:noProof/>
           <w:sz w:val="22"/>
           <w:szCs w:val="22"/>
         </w:rPr>
@@ -3526,14 +3379,26 @@
           <w:szCs w:val="22"/>
         </w:rPr>
       </w:pPr>
-      <w:r>
-        <w:rPr>
-          <w:rFonts w:ascii="Times New Roman" w:hAnsi="Times New Roman" w:cs="Times New Roman"/>
-          <w:b/>
-          <w:bCs/>
-          <w:sz w:val="22"/>
-          <w:szCs w:val="22"/>
-        </w:rPr>
+    </w:p>
+    <w:p>
+      <w:pPr>
+        <w:rPr>
+          <w:rFonts w:ascii="Times New Roman" w:hAnsi="Times New Roman" w:cs="Times New Roman"/>
+          <w:b/>
+          <w:bCs/>
+          <w:sz w:val="22"/>
+          <w:szCs w:val="22"/>
+        </w:rPr>
+      </w:pPr>
+      <w:r>
+        <w:rPr>
+          <w:rFonts w:ascii="Times New Roman" w:hAnsi="Times New Roman" w:cs="Times New Roman"/>
+          <w:b/>
+          <w:bCs/>
+          <w:sz w:val="22"/>
+          <w:szCs w:val="22"/>
+        </w:rPr>
+        <w:lastRenderedPageBreak/>
         <w:t>Data Model Diagram</w:t>
       </w:r>
     </w:p>
@@ -3552,10 +3417,10 @@
           <w:rFonts w:ascii="Times New Roman" w:hAnsi="Times New Roman" w:cs="Times New Roman"/>
           <w:b/>
           <w:bCs/>
-          <w:sz w:val="22"/>
-          <w:szCs w:val="22"/>
-        </w:rPr>
-        <w:lastRenderedPageBreak/>
+          <w:noProof/>
+          <w:sz w:val="22"/>
+          <w:szCs w:val="22"/>
+        </w:rPr>
         <w:drawing>
           <wp:inline distT="0" distB="0" distL="0" distR="0" wp14:anchorId="0D2E2ABB" wp14:editId="3F2A0F7E">
             <wp:extent cx="4959350" cy="3612656"/>
@@ -3661,6 +3526,7 @@
           <w:rFonts w:ascii="Times New Roman" w:hAnsi="Times New Roman" w:cs="Times New Roman"/>
           <w:b/>
           <w:bCs/>
+          <w:noProof/>
           <w:sz w:val="22"/>
           <w:szCs w:val="22"/>
         </w:rPr>
@@ -3719,6 +3585,7 @@
           <w:sz w:val="22"/>
           <w:szCs w:val="22"/>
         </w:rPr>
+        <w:lastRenderedPageBreak/>
         <w:t>Trend Analysis</w:t>
       </w:r>
     </w:p>
@@ -3737,10 +3604,10 @@
           <w:rFonts w:ascii="Times New Roman" w:hAnsi="Times New Roman" w:cs="Times New Roman"/>
           <w:b/>
           <w:bCs/>
-          <w:sz w:val="22"/>
-          <w:szCs w:val="22"/>
-        </w:rPr>
-        <w:lastRenderedPageBreak/>
+          <w:noProof/>
+          <w:sz w:val="22"/>
+          <w:szCs w:val="22"/>
+        </w:rPr>
         <w:drawing>
           <wp:inline distT="0" distB="0" distL="0" distR="0" wp14:anchorId="576A29C6" wp14:editId="704D0E06">
             <wp:extent cx="5492750" cy="3133685"/>
@@ -3825,6 +3692,7 @@
           <w:rFonts w:ascii="Times New Roman" w:hAnsi="Times New Roman" w:cs="Times New Roman"/>
           <w:b/>
           <w:bCs/>
+          <w:noProof/>
           <w:sz w:val="22"/>
           <w:szCs w:val="22"/>
         </w:rPr>
@@ -3927,7 +3795,6 @@
           <w:sz w:val="22"/>
           <w:szCs w:val="22"/>
         </w:rPr>
-        <w:lastRenderedPageBreak/>
         <w:t>Data Architecture Diagram</w:t>
       </w:r>
     </w:p>
@@ -4579,7 +4446,6 @@
           <w:sz w:val="22"/>
           <w:szCs w:val="22"/>
         </w:rPr>
-        <w:lastRenderedPageBreak/>
         <w:t>SQL Quer</w:t>
       </w:r>
       <w:r>
@@ -5861,7 +5727,6 @@
           <w:sz w:val="22"/>
           <w:szCs w:val="22"/>
         </w:rPr>
-        <w:lastRenderedPageBreak/>
         <w:t>SQL Query Output</w:t>
       </w:r>
     </w:p>
@@ -5876,6 +5741,7 @@
       <w:r>
         <w:rPr>
           <w:rFonts w:ascii="Times New Roman" w:hAnsi="Times New Roman" w:cs="Times New Roman"/>
+          <w:noProof/>
           <w:sz w:val="22"/>
           <w:szCs w:val="22"/>
         </w:rPr>
@@ -5927,6 +5793,7 @@
       <w:r>
         <w:rPr>
           <w:rFonts w:ascii="Times New Roman" w:hAnsi="Times New Roman" w:cs="Times New Roman"/>
+          <w:noProof/>
           <w:sz w:val="22"/>
           <w:szCs w:val="22"/>
         </w:rPr>
@@ -8576,6 +8443,7 @@
   <w:style w:type="character" w:default="1" w:styleId="DefaultParagraphFont">
     <w:name w:val="Default Paragraph Font"/>
     <w:uiPriority w:val="1"/>
+    <w:semiHidden/>
     <w:unhideWhenUsed/>
   </w:style>
   <w:style w:type="table" w:default="1" w:styleId="TableNormal">

--- a/finalreports/Project_Final_Report.docx
+++ b/finalreports/Project_Final_Report.docx
@@ -99,14 +99,15 @@
         </w:rPr>
         <w:t>Project Title:</w:t>
       </w:r>
-      <w:r>
-        <w:rPr>
-          <w:rFonts w:ascii="Times New Roman" w:hAnsi="Times New Roman" w:cs="Times New Roman"/>
-          <w:sz w:val="22"/>
-          <w:szCs w:val="22"/>
-        </w:rPr>
-        <w:br/>
-      </w:r>
+    </w:p>
+    <w:p>
+      <w:pPr>
+        <w:rPr>
+          <w:rFonts w:ascii="Times New Roman" w:hAnsi="Times New Roman" w:cs="Times New Roman"/>
+          <w:sz w:val="22"/>
+          <w:szCs w:val="22"/>
+        </w:rPr>
+      </w:pPr>
       <w:r>
         <w:rPr>
           <w:rFonts w:ascii="Times New Roman" w:hAnsi="Times New Roman" w:cs="Times New Roman"/>
@@ -1416,16 +1417,6 @@
         <w:spacing w:line="240" w:lineRule="auto"/>
         <w:rPr>
           <w:rFonts w:ascii="Times New Roman" w:hAnsi="Times New Roman" w:cs="Times New Roman"/>
-          <w:sz w:val="22"/>
-          <w:szCs w:val="22"/>
-        </w:rPr>
-      </w:pPr>
-    </w:p>
-    <w:p>
-      <w:pPr>
-        <w:spacing w:line="240" w:lineRule="auto"/>
-        <w:rPr>
-          <w:rFonts w:ascii="Times New Roman" w:hAnsi="Times New Roman" w:cs="Times New Roman"/>
           <w:b/>
           <w:bCs/>
           <w:sz w:val="22"/>
@@ -1799,25 +1790,29 @@
           <w:sz w:val="22"/>
           <w:szCs w:val="22"/>
         </w:rPr>
+        <w:t xml:space="preserve">Lost Sales </w:t>
+      </w:r>
+    </w:p>
+    <w:p>
+      <w:pPr>
+        <w:numPr>
+          <w:ilvl w:val="0"/>
+          <w:numId w:val="5"/>
+        </w:numPr>
+        <w:spacing w:line="240" w:lineRule="auto"/>
+        <w:rPr>
+          <w:rFonts w:ascii="Times New Roman" w:hAnsi="Times New Roman" w:cs="Times New Roman"/>
+          <w:sz w:val="22"/>
+          <w:szCs w:val="22"/>
+        </w:rPr>
+      </w:pPr>
+      <w:r>
+        <w:rPr>
+          <w:rFonts w:ascii="Times New Roman" w:hAnsi="Times New Roman" w:cs="Times New Roman"/>
+          <w:sz w:val="22"/>
+          <w:szCs w:val="22"/>
+        </w:rPr>
         <w:lastRenderedPageBreak/>
-        <w:t xml:space="preserve">Lost Sales </w:t>
-      </w:r>
-    </w:p>
-    <w:p>
-      <w:pPr>
-        <w:spacing w:line="240" w:lineRule="auto"/>
-        <w:rPr>
-          <w:rFonts w:ascii="Times New Roman" w:hAnsi="Times New Roman" w:cs="Times New Roman"/>
-          <w:sz w:val="22"/>
-          <w:szCs w:val="22"/>
-        </w:rPr>
-      </w:pPr>
-      <w:r>
-        <w:rPr>
-          <w:rFonts w:ascii="Times New Roman" w:hAnsi="Times New Roman" w:cs="Times New Roman"/>
-          <w:sz w:val="22"/>
-          <w:szCs w:val="22"/>
-        </w:rPr>
         <w:t>A dynamic parameter table (</w:t>
       </w:r>
       <w:proofErr w:type="spellStart"/>
@@ -2456,6 +2451,7 @@
           <w:sz w:val="22"/>
           <w:szCs w:val="22"/>
         </w:rPr>
+        <w:lastRenderedPageBreak/>
         <w:t xml:space="preserve">Developed a scalable data pipeline for retail analytics </w:t>
       </w:r>
     </w:p>
@@ -3143,6 +3139,17 @@
           <w:szCs w:val="22"/>
         </w:rPr>
       </w:pPr>
+    </w:p>
+    <w:p>
+      <w:pPr>
+        <w:rPr>
+          <w:rFonts w:ascii="Times New Roman" w:hAnsi="Times New Roman" w:cs="Times New Roman"/>
+          <w:b/>
+          <w:bCs/>
+          <w:sz w:val="22"/>
+          <w:szCs w:val="22"/>
+        </w:rPr>
+      </w:pPr>
       <w:r>
         <w:rPr>
           <w:rFonts w:ascii="Times New Roman" w:hAnsi="Times New Roman" w:cs="Times New Roman"/>
@@ -3192,6 +3199,17 @@
         </w:rPr>
         <w:t>https://github.com/kesha-oza/retail-inventory-data-pipeline</w:t>
       </w:r>
+    </w:p>
+    <w:p>
+      <w:pPr>
+        <w:rPr>
+          <w:rFonts w:ascii="Times New Roman" w:hAnsi="Times New Roman" w:cs="Times New Roman"/>
+          <w:b/>
+          <w:bCs/>
+          <w:sz w:val="22"/>
+          <w:szCs w:val="22"/>
+        </w:rPr>
+      </w:pPr>
     </w:p>
     <w:p>
       <w:pPr>
@@ -3379,17 +3397,6 @@
           <w:szCs w:val="22"/>
         </w:rPr>
       </w:pPr>
-    </w:p>
-    <w:p>
-      <w:pPr>
-        <w:rPr>
-          <w:rFonts w:ascii="Times New Roman" w:hAnsi="Times New Roman" w:cs="Times New Roman"/>
-          <w:b/>
-          <w:bCs/>
-          <w:sz w:val="22"/>
-          <w:szCs w:val="22"/>
-        </w:rPr>
-      </w:pPr>
       <w:r>
         <w:rPr>
           <w:rFonts w:ascii="Times New Roman" w:hAnsi="Times New Roman" w:cs="Times New Roman"/>
@@ -3776,25 +3783,15 @@
           <w:szCs w:val="22"/>
         </w:rPr>
       </w:pPr>
-    </w:p>
-    <w:p>
-      <w:pPr>
-        <w:rPr>
-          <w:rFonts w:ascii="Times New Roman" w:hAnsi="Times New Roman" w:cs="Times New Roman"/>
-          <w:b/>
-          <w:bCs/>
-          <w:sz w:val="22"/>
-          <w:szCs w:val="22"/>
-        </w:rPr>
-      </w:pPr>
-      <w:r>
-        <w:rPr>
-          <w:rFonts w:ascii="Times New Roman" w:hAnsi="Times New Roman" w:cs="Times New Roman"/>
-          <w:b/>
-          <w:bCs/>
-          <w:sz w:val="22"/>
-          <w:szCs w:val="22"/>
-        </w:rPr>
+      <w:r>
+        <w:rPr>
+          <w:rFonts w:ascii="Times New Roman" w:hAnsi="Times New Roman" w:cs="Times New Roman"/>
+          <w:b/>
+          <w:bCs/>
+          <w:sz w:val="22"/>
+          <w:szCs w:val="22"/>
+        </w:rPr>
+        <w:lastRenderedPageBreak/>
         <w:t>Data Architecture Diagram</w:t>
       </w:r>
     </w:p>
@@ -4446,6 +4443,7 @@
           <w:sz w:val="22"/>
           <w:szCs w:val="22"/>
         </w:rPr>
+        <w:lastRenderedPageBreak/>
         <w:t>SQL Quer</w:t>
       </w:r>
       <w:r>
@@ -5727,6 +5725,7 @@
           <w:sz w:val="22"/>
           <w:szCs w:val="22"/>
         </w:rPr>
+        <w:lastRenderedPageBreak/>
         <w:t>SQL Query Output</w:t>
       </w:r>
     </w:p>
@@ -5781,6 +5780,15 @@
           </wp:inline>
         </w:drawing>
       </w:r>
+    </w:p>
+    <w:p>
+      <w:pPr>
+        <w:rPr>
+          <w:rFonts w:ascii="Times New Roman" w:hAnsi="Times New Roman" w:cs="Times New Roman"/>
+          <w:sz w:val="22"/>
+          <w:szCs w:val="22"/>
+        </w:rPr>
+      </w:pPr>
     </w:p>
     <w:p>
       <w:pPr>
